--- a/src/results/cr/results_skill.docx
+++ b/src/results/cr/results_skill.docx
@@ -2,7 +2,7 @@
 <file path=word/document.xml><?xml version="1.0" encoding="utf-8"?>
 <w:document xmlns:w="http://schemas.openxmlformats.org/wordprocessingml/2006/main" xmlns:m="http://schemas.openxmlformats.org/officeDocument/2006/math" xmlns:r="http://schemas.openxmlformats.org/officeDocument/2006/relationships" xmlns:o="urn:schemas-microsoft-com:office:office" xmlns:v="urn:schemas-microsoft-com:vml" xmlns:w10="urn:schemas-microsoft-com:office:word" xmlns:a="http://schemas.openxmlformats.org/drawingml/2006/main" xmlns:pic="http://schemas.openxmlformats.org/drawingml/2006/picture" xmlns:wp="http://schemas.openxmlformats.org/drawingml/2006/wordprocessingDrawing">
   <w:body>
-    <w:bookmarkStart w:id="9" w:name="pgiwhaxzsl"/>
+    <w:bookmarkStart w:id="9" w:name="jfaowcesla"/>
     <w:tbl>
       <w:tblPr>
         <w:tblStyle w:val="Table"/>
@@ -210,30 +210,30 @@
               <w:pStyle w:val="Compact"/>
             </w:pPr>
             <w:r>
-              <w:t xml:space="preserve">-0.065*</w:t>
+              <w:t xml:space="preserve">-0.269***</w:t>
             </w:r>
             <w:r>
               <w:br/>
             </w:r>
             <w:r>
-              <w:t xml:space="preserve">(0.016)</w:t>
-            </w:r>
-          </w:p>
-        </w:tc>
-        <w:tc>
-          <w:tcPr/>
-          <w:p>
-            <w:pPr>
-              <w:pStyle w:val="Compact"/>
-            </w:pPr>
-            <w:r>
-              <w:t xml:space="preserve">0.133**</w:t>
+              <w:t xml:space="preserve">(0.019)</w:t>
+            </w:r>
+          </w:p>
+        </w:tc>
+        <w:tc>
+          <w:tcPr/>
+          <w:p>
+            <w:pPr>
+              <w:pStyle w:val="Compact"/>
+            </w:pPr>
+            <w:r>
+              <w:t xml:space="preserve">0.304**</w:t>
             </w:r>
             <w:r>
               <w:br/>
             </w:r>
             <w:r>
-              <w:t xml:space="preserve">(0.025)</w:t>
+              <w:t xml:space="preserve">(0.049)</w:t>
             </w:r>
           </w:p>
         </w:tc>
@@ -291,30 +291,30 @@
               <w:pStyle w:val="Compact"/>
             </w:pPr>
             <w:r>
-              <w:t xml:space="preserve">0.055</w:t>
+              <w:t xml:space="preserve">-0.043</w:t>
             </w:r>
             <w:r>
               <w:br/>
             </w:r>
             <w:r>
-              <w:t xml:space="preserve">(0.095)</w:t>
-            </w:r>
-          </w:p>
-        </w:tc>
-        <w:tc>
-          <w:tcPr/>
-          <w:p>
-            <w:pPr>
-              <w:pStyle w:val="Compact"/>
-            </w:pPr>
-            <w:r>
-              <w:t xml:space="preserve">0.054***</w:t>
+              <w:t xml:space="preserve">(0.112)</w:t>
+            </w:r>
+          </w:p>
+        </w:tc>
+        <w:tc>
+          <w:tcPr/>
+          <w:p>
+            <w:pPr>
+              <w:pStyle w:val="Compact"/>
+            </w:pPr>
+            <w:r>
+              <w:t xml:space="preserve">0.058*</w:t>
             </w:r>
             <w:r>
               <w:br/>
             </w:r>
             <w:r>
-              <w:t xml:space="preserve">(0.003)</w:t>
+              <w:t xml:space="preserve">(0.015)</w:t>
             </w:r>
           </w:p>
         </w:tc>
@@ -372,30 +372,30 @@
               <w:pStyle w:val="Compact"/>
             </w:pPr>
             <w:r>
-              <w:t xml:space="preserve">-0.351**</w:t>
+              <w:t xml:space="preserve">-0.084</w:t>
             </w:r>
             <w:r>
               <w:br/>
             </w:r>
             <w:r>
-              <w:t xml:space="preserve">(0.086)</w:t>
-            </w:r>
-          </w:p>
-        </w:tc>
-        <w:tc>
-          <w:tcPr/>
-          <w:p>
-            <w:pPr>
-              <w:pStyle w:val="Compact"/>
-            </w:pPr>
-            <w:r>
-              <w:t xml:space="preserve">-0.189**</w:t>
+              <w:t xml:space="preserve">(0.105)</w:t>
+            </w:r>
+          </w:p>
+        </w:tc>
+        <w:tc>
+          <w:tcPr/>
+          <w:p>
+            <w:pPr>
+              <w:pStyle w:val="Compact"/>
+            </w:pPr>
+            <w:r>
+              <w:t xml:space="preserve">-0.332**</w:t>
             </w:r>
             <w:r>
               <w:br/>
             </w:r>
             <w:r>
-              <w:t xml:space="preserve">(0.036)</w:t>
+              <w:t xml:space="preserve">(0.072)</w:t>
             </w:r>
           </w:p>
         </w:tc>
@@ -457,7 +457,7 @@
               <w:pStyle w:val="Compact"/>
             </w:pPr>
             <w:r>
-              <w:t xml:space="preserve">region</w:t>
+              <w:t xml:space="preserve">anno</w:t>
             </w:r>
           </w:p>
         </w:tc>
@@ -514,7 +514,7 @@
               <w:pStyle w:val="Compact"/>
             </w:pPr>
             <w:r>
-              <w:t xml:space="preserve">anno</w:t>
+              <w:t xml:space="preserve">region</w:t>
             </w:r>
           </w:p>
         </w:tc>
@@ -597,18 +597,18 @@
               <w:pStyle w:val="Compact"/>
             </w:pPr>
             <w:r>
-              <w:t xml:space="preserve">15,545</w:t>
-            </w:r>
-          </w:p>
-        </w:tc>
-        <w:tc>
-          <w:tcPr/>
-          <w:p>
-            <w:pPr>
-              <w:pStyle w:val="Compact"/>
-            </w:pPr>
-            <w:r>
-              <w:t xml:space="preserve">13,522</w:t>
+              <w:t xml:space="preserve">25,201</w:t>
+            </w:r>
+          </w:p>
+        </w:tc>
+        <w:tc>
+          <w:tcPr/>
+          <w:p>
+            <w:pPr>
+              <w:pStyle w:val="Compact"/>
+            </w:pPr>
+            <w:r>
+              <w:t xml:space="preserve">36,168</w:t>
             </w:r>
           </w:p>
         </w:tc>
@@ -717,18 +717,18 @@
               <w:pStyle w:val="Compact"/>
             </w:pPr>
             <w:r>
-              <w:t xml:space="preserve">0.036</w:t>
-            </w:r>
-          </w:p>
-        </w:tc>
-        <w:tc>
-          <w:tcPr/>
-          <w:p>
-            <w:pPr>
-              <w:pStyle w:val="Compact"/>
-            </w:pPr>
-            <w:r>
-              <w:t xml:space="preserve">0.030</w:t>
+              <w:t xml:space="preserve">0.049</w:t>
+            </w:r>
+          </w:p>
+        </w:tc>
+        <w:tc>
+          <w:tcPr/>
+          <w:p>
+            <w:pPr>
+              <w:pStyle w:val="Compact"/>
+            </w:pPr>
+            <w:r>
+              <w:t xml:space="preserve">0.078</w:t>
             </w:r>
           </w:p>
         </w:tc>
@@ -786,18 +786,18 @@
               <w:pStyle w:val="Compact"/>
             </w:pPr>
             <w:r>
-              <w:t xml:space="preserve">0.030</w:t>
-            </w:r>
-          </w:p>
-        </w:tc>
-        <w:tc>
-          <w:tcPr/>
-          <w:p>
-            <w:pPr>
-              <w:pStyle w:val="Compact"/>
-            </w:pPr>
-            <w:r>
-              <w:t xml:space="preserve">0.028</w:t>
+              <w:t xml:space="preserve">0.038</w:t>
+            </w:r>
+          </w:p>
+        </w:tc>
+        <w:tc>
+          <w:tcPr/>
+          <w:p>
+            <w:pPr>
+              <w:pStyle w:val="Compact"/>
+            </w:pPr>
+            <w:r>
+              <w:t xml:space="preserve">0.072</w:t>
             </w:r>
           </w:p>
         </w:tc>

--- a/src/results/cr/results_skill.docx
+++ b/src/results/cr/results_skill.docx
@@ -2,7 +2,7 @@
 <file path=word/document.xml><?xml version="1.0" encoding="utf-8"?>
 <w:document xmlns:w="http://schemas.openxmlformats.org/wordprocessingml/2006/main" xmlns:m="http://schemas.openxmlformats.org/officeDocument/2006/math" xmlns:r="http://schemas.openxmlformats.org/officeDocument/2006/relationships" xmlns:o="urn:schemas-microsoft-com:office:office" xmlns:v="urn:schemas-microsoft-com:vml" xmlns:w10="urn:schemas-microsoft-com:office:word" xmlns:a="http://schemas.openxmlformats.org/drawingml/2006/main" xmlns:pic="http://schemas.openxmlformats.org/drawingml/2006/picture" xmlns:wp="http://schemas.openxmlformats.org/drawingml/2006/wordprocessingDrawing">
   <w:body>
-    <w:bookmarkStart w:id="9" w:name="jfaowcesla"/>
+    <w:bookmarkStart w:id="9" w:name="ygdpydhnrt"/>
     <w:tbl>
       <w:tblPr>
         <w:tblStyle w:val="Table"/>
@@ -210,64 +210,64 @@
               <w:pStyle w:val="Compact"/>
             </w:pPr>
             <w:r>
-              <w:t xml:space="preserve">-0.269***</w:t>
+              <w:t xml:space="preserve">-0.056</w:t>
             </w:r>
             <w:r>
               <w:br/>
             </w:r>
             <w:r>
-              <w:t xml:space="preserve">(0.019)</w:t>
-            </w:r>
-          </w:p>
-        </w:tc>
-        <w:tc>
-          <w:tcPr/>
-          <w:p>
-            <w:pPr>
-              <w:pStyle w:val="Compact"/>
-            </w:pPr>
-            <w:r>
-              <w:t xml:space="preserve">0.304**</w:t>
+              <w:t xml:space="preserve">(0.035)</w:t>
+            </w:r>
+          </w:p>
+        </w:tc>
+        <w:tc>
+          <w:tcPr/>
+          <w:p>
+            <w:pPr>
+              <w:pStyle w:val="Compact"/>
+            </w:pPr>
+            <w:r>
+              <w:t xml:space="preserve">-0.005</w:t>
             </w:r>
             <w:r>
               <w:br/>
             </w:r>
             <w:r>
-              <w:t xml:space="preserve">(0.049)</w:t>
-            </w:r>
-          </w:p>
-        </w:tc>
-        <w:tc>
-          <w:tcPr/>
-          <w:p>
-            <w:pPr>
-              <w:pStyle w:val="Compact"/>
-            </w:pPr>
-            <w:r>
-              <w:t xml:space="preserve">-0.980***</w:t>
+              <w:t xml:space="preserve">(0.012)</w:t>
+            </w:r>
+          </w:p>
+        </w:tc>
+        <w:tc>
+          <w:tcPr/>
+          <w:p>
+            <w:pPr>
+              <w:pStyle w:val="Compact"/>
+            </w:pPr>
+            <w:r>
+              <w:t xml:space="preserve">-0.099</w:t>
             </w:r>
             <w:r>
               <w:br/>
             </w:r>
             <w:r>
-              <w:t xml:space="preserve">(0.086)</w:t>
-            </w:r>
-          </w:p>
-        </w:tc>
-        <w:tc>
-          <w:tcPr/>
-          <w:p>
-            <w:pPr>
-              <w:pStyle w:val="Compact"/>
-            </w:pPr>
-            <w:r>
-              <w:t xml:space="preserve">0.136***</w:t>
+              <w:t xml:space="preserve">(0.131)</w:t>
+            </w:r>
+          </w:p>
+        </w:tc>
+        <w:tc>
+          <w:tcPr/>
+          <w:p>
+            <w:pPr>
+              <w:pStyle w:val="Compact"/>
+            </w:pPr>
+            <w:r>
+              <w:t xml:space="preserve">0.048**</w:t>
             </w:r>
             <w:r>
               <w:br/>
             </w:r>
             <w:r>
-              <w:t xml:space="preserve">(0.015)</w:t>
+              <w:t xml:space="preserve">(0.007)</w:t>
             </w:r>
           </w:p>
         </w:tc>
@@ -291,64 +291,64 @@
               <w:pStyle w:val="Compact"/>
             </w:pPr>
             <w:r>
-              <w:t xml:space="preserve">-0.043</w:t>
+              <w:t xml:space="preserve">0.072</w:t>
             </w:r>
             <w:r>
               <w:br/>
             </w:r>
             <w:r>
-              <w:t xml:space="preserve">(0.112)</w:t>
-            </w:r>
-          </w:p>
-        </w:tc>
-        <w:tc>
-          <w:tcPr/>
-          <w:p>
-            <w:pPr>
-              <w:pStyle w:val="Compact"/>
-            </w:pPr>
-            <w:r>
-              <w:t xml:space="preserve">0.058*</w:t>
+              <w:t xml:space="preserve">(0.020)</w:t>
+            </w:r>
+          </w:p>
+        </w:tc>
+        <w:tc>
+          <w:tcPr/>
+          <w:p>
+            <w:pPr>
+              <w:pStyle w:val="Compact"/>
+            </w:pPr>
+            <w:r>
+              <w:t xml:space="preserve">0.016</w:t>
             </w:r>
             <w:r>
               <w:br/>
             </w:r>
             <w:r>
+              <w:t xml:space="preserve">(0.007)</w:t>
+            </w:r>
+          </w:p>
+        </w:tc>
+        <w:tc>
+          <w:tcPr/>
+          <w:p>
+            <w:pPr>
+              <w:pStyle w:val="Compact"/>
+            </w:pPr>
+            <w:r>
+              <w:t xml:space="preserve">0.266*</w:t>
+            </w:r>
+            <w:r>
+              <w:br/>
+            </w:r>
+            <w:r>
+              <w:t xml:space="preserve">(0.030)</w:t>
+            </w:r>
+          </w:p>
+        </w:tc>
+        <w:tc>
+          <w:tcPr/>
+          <w:p>
+            <w:pPr>
+              <w:pStyle w:val="Compact"/>
+            </w:pPr>
+            <w:r>
+              <w:t xml:space="preserve">0.073**</w:t>
+            </w:r>
+            <w:r>
+              <w:br/>
+            </w:r>
+            <w:r>
               <w:t xml:space="preserve">(0.015)</w:t>
-            </w:r>
-          </w:p>
-        </w:tc>
-        <w:tc>
-          <w:tcPr/>
-          <w:p>
-            <w:pPr>
-              <w:pStyle w:val="Compact"/>
-            </w:pPr>
-            <w:r>
-              <w:t xml:space="preserve">0.787*</w:t>
-            </w:r>
-            <w:r>
-              <w:br/>
-            </w:r>
-            <w:r>
-              <w:t xml:space="preserve">(0.289)</w:t>
-            </w:r>
-          </w:p>
-        </w:tc>
-        <w:tc>
-          <w:tcPr/>
-          <w:p>
-            <w:pPr>
-              <w:pStyle w:val="Compact"/>
-            </w:pPr>
-            <w:r>
-              <w:t xml:space="preserve">-0.024**</w:t>
-            </w:r>
-            <w:r>
-              <w:br/>
-            </w:r>
-            <w:r>
-              <w:t xml:space="preserve">(0.004)</w:t>
             </w:r>
           </w:p>
         </w:tc>
@@ -372,64 +372,64 @@
               <w:pStyle w:val="Compact"/>
             </w:pPr>
             <w:r>
-              <w:t xml:space="preserve">-0.084</w:t>
+              <w:t xml:space="preserve">-0.075</w:t>
             </w:r>
             <w:r>
               <w:br/>
             </w:r>
             <w:r>
-              <w:t xml:space="preserve">(0.105)</w:t>
-            </w:r>
-          </w:p>
-        </w:tc>
-        <w:tc>
-          <w:tcPr/>
-          <w:p>
-            <w:pPr>
-              <w:pStyle w:val="Compact"/>
-            </w:pPr>
-            <w:r>
-              <w:t xml:space="preserve">-0.332**</w:t>
+              <w:t xml:space="preserve">(0.026)</w:t>
+            </w:r>
+          </w:p>
+        </w:tc>
+        <w:tc>
+          <w:tcPr/>
+          <w:p>
+            <w:pPr>
+              <w:pStyle w:val="Compact"/>
+            </w:pPr>
+            <w:r>
+              <w:t xml:space="preserve">-0.016</w:t>
             </w:r>
             <w:r>
               <w:br/>
             </w:r>
             <w:r>
-              <w:t xml:space="preserve">(0.072)</w:t>
-            </w:r>
-          </w:p>
-        </w:tc>
-        <w:tc>
-          <w:tcPr/>
-          <w:p>
-            <w:pPr>
-              <w:pStyle w:val="Compact"/>
-            </w:pPr>
-            <w:r>
-              <w:t xml:space="preserve">-0.876**</w:t>
+              <w:t xml:space="preserve">(0.013)</w:t>
+            </w:r>
+          </w:p>
+        </w:tc>
+        <w:tc>
+          <w:tcPr/>
+          <w:p>
+            <w:pPr>
+              <w:pStyle w:val="Compact"/>
+            </w:pPr>
+            <w:r>
+              <w:t xml:space="preserve">-0.206</w:t>
             </w:r>
             <w:r>
               <w:br/>
             </w:r>
             <w:r>
-              <w:t xml:space="preserve">(0.167)</w:t>
-            </w:r>
-          </w:p>
-        </w:tc>
-        <w:tc>
-          <w:tcPr/>
-          <w:p>
-            <w:pPr>
-              <w:pStyle w:val="Compact"/>
-            </w:pPr>
-            <w:r>
-              <w:t xml:space="preserve">-0.098**</w:t>
+              <w:t xml:space="preserve">(0.088)</w:t>
+            </w:r>
+          </w:p>
+        </w:tc>
+        <w:tc>
+          <w:tcPr/>
+          <w:p>
+            <w:pPr>
+              <w:pStyle w:val="Compact"/>
+            </w:pPr>
+            <w:r>
+              <w:t xml:space="preserve">-0.124**</w:t>
             </w:r>
             <w:r>
               <w:br/>
             </w:r>
             <w:r>
-              <w:t xml:space="preserve">(0.016)</w:t>
+              <w:t xml:space="preserve">(0.023)</w:t>
             </w:r>
           </w:p>
         </w:tc>
@@ -457,7 +457,7 @@
               <w:pStyle w:val="Compact"/>
             </w:pPr>
             <w:r>
-              <w:t xml:space="preserve">anno</w:t>
+              <w:t xml:space="preserve">habilidad</w:t>
             </w:r>
           </w:p>
         </w:tc>
@@ -514,7 +514,64 @@
               <w:pStyle w:val="Compact"/>
             </w:pPr>
             <w:r>
-              <w:t xml:space="preserve">region</w:t>
+              <w:t xml:space="preserve">anno</w:t>
+            </w:r>
+          </w:p>
+        </w:tc>
+        <w:tc>
+          <w:tcPr/>
+          <w:p>
+            <w:pPr>
+              <w:pStyle w:val="Compact"/>
+            </w:pPr>
+            <w:r>
+              <w:t xml:space="preserve">x</w:t>
+            </w:r>
+          </w:p>
+        </w:tc>
+        <w:tc>
+          <w:tcPr/>
+          <w:p>
+            <w:pPr>
+              <w:pStyle w:val="Compact"/>
+            </w:pPr>
+            <w:r>
+              <w:t xml:space="preserve">x</w:t>
+            </w:r>
+          </w:p>
+        </w:tc>
+        <w:tc>
+          <w:tcPr/>
+          <w:p>
+            <w:pPr>
+              <w:pStyle w:val="Compact"/>
+            </w:pPr>
+            <w:r>
+              <w:t xml:space="preserve">x</w:t>
+            </w:r>
+          </w:p>
+        </w:tc>
+        <w:tc>
+          <w:tcPr/>
+          <w:p>
+            <w:pPr>
+              <w:pStyle w:val="Compact"/>
+            </w:pPr>
+            <w:r>
+              <w:t xml:space="preserve">x</w:t>
+            </w:r>
+          </w:p>
+        </w:tc>
+      </w:tr>
+      <w:tr>
+        <w:tc>
+          <w:tcPr/>
+          <w:p>
+            <w:pPr>
+              <w:pStyle w:val="Compact"/>
+            </w:pPr>
+            <w:r>
+              <w:t xml:space="preserve">anno^habilidad</w:t>
             </w:r>
           </w:p>
         </w:tc>
@@ -597,40 +654,40 @@
               <w:pStyle w:val="Compact"/>
             </w:pPr>
             <w:r>
-              <w:t xml:space="preserve">25,201</w:t>
-            </w:r>
-          </w:p>
-        </w:tc>
-        <w:tc>
-          <w:tcPr/>
-          <w:p>
-            <w:pPr>
-              <w:pStyle w:val="Compact"/>
-            </w:pPr>
-            <w:r>
-              <w:t xml:space="preserve">36,168</w:t>
-            </w:r>
-          </w:p>
-        </w:tc>
-        <w:tc>
-          <w:tcPr/>
-          <w:p>
-            <w:pPr>
-              <w:pStyle w:val="Compact"/>
-            </w:pPr>
-            <w:r>
-              <w:t xml:space="preserve">11,135</w:t>
-            </w:r>
-          </w:p>
-        </w:tc>
-        <w:tc>
-          <w:tcPr/>
-          <w:p>
-            <w:pPr>
-              <w:pStyle w:val="Compact"/>
-            </w:pPr>
-            <w:r>
-              <w:t xml:space="preserve">6,502</w:t>
+              <w:t xml:space="preserve">19,263</w:t>
+            </w:r>
+          </w:p>
+        </w:tc>
+        <w:tc>
+          <w:tcPr/>
+          <w:p>
+            <w:pPr>
+              <w:pStyle w:val="Compact"/>
+            </w:pPr>
+            <w:r>
+              <w:t xml:space="preserve">30,144</w:t>
+            </w:r>
+          </w:p>
+        </w:tc>
+        <w:tc>
+          <w:tcPr/>
+          <w:p>
+            <w:pPr>
+              <w:pStyle w:val="Compact"/>
+            </w:pPr>
+            <w:r>
+              <w:t xml:space="preserve">11,843</w:t>
+            </w:r>
+          </w:p>
+        </w:tc>
+        <w:tc>
+          <w:tcPr/>
+          <w:p>
+            <w:pPr>
+              <w:pStyle w:val="Compact"/>
+            </w:pPr>
+            <w:r>
+              <w:t xml:space="preserve">14,358</w:t>
             </w:r>
           </w:p>
         </w:tc>
@@ -654,40 +711,40 @@
               <w:pStyle w:val="Compact"/>
             </w:pPr>
             <w:r>
-              <w:t xml:space="preserve">by: region</w:t>
-            </w:r>
-          </w:p>
-        </w:tc>
-        <w:tc>
-          <w:tcPr/>
-          <w:p>
-            <w:pPr>
-              <w:pStyle w:val="Compact"/>
-            </w:pPr>
-            <w:r>
-              <w:t xml:space="preserve">by: region</w:t>
-            </w:r>
-          </w:p>
-        </w:tc>
-        <w:tc>
-          <w:tcPr/>
-          <w:p>
-            <w:pPr>
-              <w:pStyle w:val="Compact"/>
-            </w:pPr>
-            <w:r>
-              <w:t xml:space="preserve">by: region</w:t>
-            </w:r>
-          </w:p>
-        </w:tc>
-        <w:tc>
-          <w:tcPr/>
-          <w:p>
-            <w:pPr>
-              <w:pStyle w:val="Compact"/>
-            </w:pPr>
-            <w:r>
-              <w:t xml:space="preserve">by: region</w:t>
+              <w:t xml:space="preserve">by: habilidad</w:t>
+            </w:r>
+          </w:p>
+        </w:tc>
+        <w:tc>
+          <w:tcPr/>
+          <w:p>
+            <w:pPr>
+              <w:pStyle w:val="Compact"/>
+            </w:pPr>
+            <w:r>
+              <w:t xml:space="preserve">by: habilidad</w:t>
+            </w:r>
+          </w:p>
+        </w:tc>
+        <w:tc>
+          <w:tcPr/>
+          <w:p>
+            <w:pPr>
+              <w:pStyle w:val="Compact"/>
+            </w:pPr>
+            <w:r>
+              <w:t xml:space="preserve">by: habilidad</w:t>
+            </w:r>
+          </w:p>
+        </w:tc>
+        <w:tc>
+          <w:tcPr/>
+          <w:p>
+            <w:pPr>
+              <w:pStyle w:val="Compact"/>
+            </w:pPr>
+            <w:r>
+              <w:t xml:space="preserve">by: habilidad</w:t>
             </w:r>
           </w:p>
         </w:tc>
@@ -717,40 +774,40 @@
               <w:pStyle w:val="Compact"/>
             </w:pPr>
             <w:r>
-              <w:t xml:space="preserve">0.049</w:t>
-            </w:r>
-          </w:p>
-        </w:tc>
-        <w:tc>
-          <w:tcPr/>
-          <w:p>
-            <w:pPr>
-              <w:pStyle w:val="Compact"/>
-            </w:pPr>
-            <w:r>
-              <w:t xml:space="preserve">0.078</w:t>
-            </w:r>
-          </w:p>
-        </w:tc>
-        <w:tc>
-          <w:tcPr/>
-          <w:p>
-            <w:pPr>
-              <w:pStyle w:val="Compact"/>
-            </w:pPr>
-            <w:r>
-              <w:t xml:space="preserve">0.230</w:t>
-            </w:r>
-          </w:p>
-        </w:tc>
-        <w:tc>
-          <w:tcPr/>
-          <w:p>
-            <w:pPr>
-              <w:pStyle w:val="Compact"/>
-            </w:pPr>
-            <w:r>
-              <w:t xml:space="preserve">0.021</w:t>
+              <w:t xml:space="preserve">0.130</w:t>
+            </w:r>
+          </w:p>
+        </w:tc>
+        <w:tc>
+          <w:tcPr/>
+          <w:p>
+            <w:pPr>
+              <w:pStyle w:val="Compact"/>
+            </w:pPr>
+            <w:r>
+              <w:t xml:space="preserve">0.346</w:t>
+            </w:r>
+          </w:p>
+        </w:tc>
+        <w:tc>
+          <w:tcPr/>
+          <w:p>
+            <w:pPr>
+              <w:pStyle w:val="Compact"/>
+            </w:pPr>
+            <w:r>
+              <w:t xml:space="preserve">0.261</w:t>
+            </w:r>
+          </w:p>
+        </w:tc>
+        <w:tc>
+          <w:tcPr/>
+          <w:p>
+            <w:pPr>
+              <w:pStyle w:val="Compact"/>
+            </w:pPr>
+            <w:r>
+              <w:t xml:space="preserve">0.093</w:t>
             </w:r>
           </w:p>
         </w:tc>
@@ -786,40 +843,40 @@
               <w:pStyle w:val="Compact"/>
             </w:pPr>
             <w:r>
-              <w:t xml:space="preserve">0.038</w:t>
-            </w:r>
-          </w:p>
-        </w:tc>
-        <w:tc>
-          <w:tcPr/>
-          <w:p>
-            <w:pPr>
-              <w:pStyle w:val="Compact"/>
-            </w:pPr>
-            <w:r>
-              <w:t xml:space="preserve">0.072</w:t>
-            </w:r>
-          </w:p>
-        </w:tc>
-        <w:tc>
-          <w:tcPr/>
-          <w:p>
-            <w:pPr>
-              <w:pStyle w:val="Compact"/>
-            </w:pPr>
-            <w:r>
-              <w:t xml:space="preserve">0.217</w:t>
-            </w:r>
-          </w:p>
-        </w:tc>
-        <w:tc>
-          <w:tcPr/>
-          <w:p>
-            <w:pPr>
-              <w:pStyle w:val="Compact"/>
-            </w:pPr>
-            <w:r>
-              <w:t xml:space="preserve">0.012</w:t>
+              <w:t xml:space="preserve">0.082</w:t>
+            </w:r>
+          </w:p>
+        </w:tc>
+        <w:tc>
+          <w:tcPr/>
+          <w:p>
+            <w:pPr>
+              <w:pStyle w:val="Compact"/>
+            </w:pPr>
+            <w:r>
+              <w:t xml:space="preserve">0.116</w:t>
+            </w:r>
+          </w:p>
+        </w:tc>
+        <w:tc>
+          <w:tcPr/>
+          <w:p>
+            <w:pPr>
+              <w:pStyle w:val="Compact"/>
+            </w:pPr>
+            <w:r>
+              <w:t xml:space="preserve">0.077</w:t>
+            </w:r>
+          </w:p>
+        </w:tc>
+        <w:tc>
+          <w:tcPr/>
+          <w:p>
+            <w:pPr>
+              <w:pStyle w:val="Compact"/>
+            </w:pPr>
+            <w:r>
+              <w:t xml:space="preserve">0.029</w:t>
             </w:r>
           </w:p>
         </w:tc>
